--- a/08_Arrays/Übungen/AverageGrade/AverageGrade.docx
+++ b/08_Arrays/Übungen/AverageGrade/AverageGrade.docx
@@ -74,61 +74,55 @@
       </w:r>
     </w:p>
     <w:p>
+      <w:pPr>
+        <w:pStyle w:val="berschrift2"/>
+      </w:pPr>
       <w:r>
-        <w:t xml:space="preserve">Die Benutzerführung hat sich an der </w:t>
-      </w:r>
-      <w:r>
-        <w:t>untenstehenden</w:t>
-      </w:r>
-      <w:r>
-        <w:t xml:space="preserve"> Vorgabe zu orientieren</w:t>
+        <w:t>Umsetzungshinweise</w:t>
       </w:r>
     </w:p>
     <w:p>
       <w:pPr>
-        <w:pStyle w:val="berschrift2"/>
-        <w:rPr>
-          <w:lang w:val="en-US"/>
-        </w:rPr>
-      </w:pPr>
-      <w:proofErr w:type="spellStart"/>
+        <w:pStyle w:val="Listenabsatz"/>
+        <w:numPr>
+          <w:ilvl w:val="0"/>
+          <w:numId w:val="20"/>
+        </w:numPr>
+      </w:pPr>
       <w:r>
-        <w:rPr>
-          <w:lang w:val="en-US"/>
-        </w:rPr>
-        <w:t>Bildschirmausgabe</w:t>
+        <w:t>Eine Note ist eine Ganzzahl von 1 bis 5</w:t>
       </w:r>
-      <w:proofErr w:type="spellEnd"/>
     </w:p>
     <w:p>
       <w:pPr>
-        <w:spacing w:after="0" w:line="240" w:lineRule="auto"/>
-        <w:rPr>
-          <w:rFonts w:ascii="Courier New" w:hAnsi="Courier New" w:cs="Courier New"/>
-          <w:sz w:val="16"/>
-          <w:szCs w:val="16"/>
-          <w:lang w:val="en-US"/>
-        </w:rPr>
-      </w:pPr>
+        <w:pStyle w:val="Listenabsatz"/>
+        <w:numPr>
+          <w:ilvl w:val="0"/>
+          <w:numId w:val="20"/>
+        </w:numPr>
+      </w:pPr>
+      <w:r>
+        <w:t>Bei einer falschen Eingabe (z.B. 6, oder „eins“) ist diese zu wiederholen.</w:t>
+      </w:r>
     </w:p>
     <w:p>
       <w:pPr>
-        <w:spacing w:after="0" w:line="240" w:lineRule="auto"/>
-        <w:rPr>
-          <w:rFonts w:ascii="Courier New" w:hAnsi="Courier New" w:cs="Courier New"/>
-          <w:sz w:val="16"/>
-          <w:szCs w:val="16"/>
-          <w:lang w:val="en-US"/>
-        </w:rPr>
+        <w:pStyle w:val="Listenabsatz"/>
+        <w:numPr>
+          <w:ilvl w:val="0"/>
+          <w:numId w:val="20"/>
+        </w:numPr>
       </w:pPr>
       <w:r>
-        <w:rPr>
-          <w:rFonts w:ascii="Courier New" w:hAnsi="Courier New" w:cs="Courier New"/>
-          <w:sz w:val="16"/>
-          <w:szCs w:val="16"/>
-          <w:lang w:val="en-US"/>
-        </w:rPr>
-        <w:t>Array Statistic</w:t>
+        <w:t xml:space="preserve">Das Programm verwendet Methoden. So kann z.B. die Eingabe in einer Methode erfolgen, die die Noten als Array zurückgibt. </w:t>
+      </w:r>
+    </w:p>
+    <w:p>
+      <w:pPr>
+        <w:pStyle w:val="berschrift2"/>
+      </w:pPr>
+      <w:r>
+        <w:t>Bildschirmausgabe</w:t>
       </w:r>
     </w:p>
     <w:p>
@@ -140,6 +134,43 @@
           <w:szCs w:val="16"/>
         </w:rPr>
       </w:pPr>
+    </w:p>
+    <w:p>
+      <w:pPr>
+        <w:spacing w:after="0" w:line="240" w:lineRule="auto"/>
+        <w:rPr>
+          <w:rFonts w:ascii="Courier New" w:hAnsi="Courier New" w:cs="Courier New"/>
+          <w:sz w:val="16"/>
+          <w:szCs w:val="16"/>
+        </w:rPr>
+      </w:pPr>
+      <w:r>
+        <w:t>Die Benutzerführung hat sich an der untenstehenden Vorgabe zu orientieren</w:t>
+      </w:r>
+      <w:r>
+        <w:rPr>
+          <w:rFonts w:ascii="Courier New" w:hAnsi="Courier New" w:cs="Courier New"/>
+          <w:sz w:val="16"/>
+          <w:szCs w:val="16"/>
+        </w:rPr>
+        <w:t xml:space="preserve"> </w:t>
+      </w:r>
+      <w:r>
+        <w:rPr>
+          <w:rFonts w:ascii="Courier New" w:hAnsi="Courier New" w:cs="Courier New"/>
+          <w:sz w:val="16"/>
+          <w:szCs w:val="16"/>
+        </w:rPr>
+        <w:br/>
+      </w:r>
+      <w:r>
+        <w:rPr>
+          <w:rFonts w:ascii="Courier New" w:hAnsi="Courier New" w:cs="Courier New"/>
+          <w:sz w:val="16"/>
+          <w:szCs w:val="16"/>
+        </w:rPr>
+        <w:br/>
+      </w:r>
       <w:r>
         <w:rPr>
           <w:rFonts w:ascii="Courier New" w:hAnsi="Courier New" w:cs="Courier New"/>
@@ -206,6 +237,35 @@
         </w:rPr>
         <w:t>Note 2: 2</w:t>
       </w:r>
+      <w:r>
+        <w:rPr>
+          <w:rFonts w:ascii="Courier New" w:hAnsi="Courier New" w:cs="Courier New"/>
+          <w:sz w:val="16"/>
+          <w:szCs w:val="16"/>
+          <w:lang w:val="en-US"/>
+        </w:rPr>
+        <w:t>0</w:t>
+      </w:r>
+    </w:p>
+    <w:p>
+      <w:pPr>
+        <w:spacing w:after="0" w:line="240" w:lineRule="auto"/>
+        <w:rPr>
+          <w:rFonts w:ascii="Courier New" w:hAnsi="Courier New" w:cs="Courier New"/>
+          <w:sz w:val="16"/>
+          <w:szCs w:val="16"/>
+          <w:lang w:val="en-US"/>
+        </w:rPr>
+      </w:pPr>
+      <w:r>
+        <w:rPr>
+          <w:rFonts w:ascii="Courier New" w:hAnsi="Courier New" w:cs="Courier New"/>
+          <w:sz w:val="16"/>
+          <w:szCs w:val="16"/>
+          <w:lang w:val="en-US"/>
+        </w:rPr>
+        <w:t>Note 2: 2</w:t>
+      </w:r>
     </w:p>
     <w:p>
       <w:pPr>
@@ -295,7 +355,6 @@
           <w:lang w:val="en-US"/>
         </w:rPr>
       </w:pPr>
-      <w:proofErr w:type="spellStart"/>
       <w:r>
         <w:rPr>
           <w:rFonts w:ascii="Courier New" w:hAnsi="Courier New" w:cs="Courier New"/>
@@ -303,17 +362,7 @@
           <w:szCs w:val="16"/>
           <w:lang w:val="en-US"/>
         </w:rPr>
-        <w:t>Durchschnittsnote</w:t>
-      </w:r>
-      <w:proofErr w:type="spellEnd"/>
-      <w:r>
-        <w:rPr>
-          <w:rFonts w:ascii="Courier New" w:hAnsi="Courier New" w:cs="Courier New"/>
-          <w:sz w:val="16"/>
-          <w:szCs w:val="16"/>
-          <w:lang w:val="en-US"/>
-        </w:rPr>
-        <w:t>:  2,00</w:t>
+        <w:t>Durchschnittsnote:  2,00</w:t>
       </w:r>
     </w:p>
     <w:sectPr>
@@ -1633,7 +1682,7 @@
   <w:abstractNum w:abstractNumId="9" w15:restartNumberingAfterBreak="0">
     <w:nsid w:val="2BAF1A0D"/>
     <w:multiLevelType w:val="hybridMultilevel"/>
-    <w:tmpl w:val="9400377E"/>
+    <w:tmpl w:val="DA1E5AA8"/>
     <w:lvl w:ilvl="0" w:tplc="0C070001">
       <w:start w:val="1"/>
       <w:numFmt w:val="bullet"/>
